--- a/docs/build/lakeshore-enterprise-context/source/05_treasury_kyriba/payment_process.docx
+++ b/docs/build/lakeshore-enterprise-context/source/05_treasury_kyriba/payment_process.docx
@@ -7,7 +7,7 @@
         <w:pStyle w:val="Title"/>
       </w:pPr>
       <w:r>
-        <w:t>Payment Process</w:t>
+        <w:t>Payment Process &amp; Payments Factory</w:t>
       </w:r>
     </w:p>
     <w:p>
@@ -24,12 +24,12 @@
         <w:pStyle w:val="Heading1"/>
       </w:pPr>
       <w:r>
-        <w:t>Overview</w:t>
+        <w:t>End-to-end flow</w:t>
       </w:r>
     </w:p>
     <w:p>
       <w:r>
-        <w:t>Payment Process for Lakeshore group treasury (synthetic).</w:t>
+        <w:t>The Lakeshore payments factory centralizes outbound payments through Kyriba. AP proposals originate in SAP (IDoc PEXR2002), are enriched and validated against entity-level limits in Kyriba, pass dual authorization and real-time sanctions screening, and are transmitted to banks as ISO20022 pain.001 over SFTP/SWIFT. Bank acknowledgements (pain.002) and statements (camt.053/052) flow back for auto-reconciliation to the GL.</w:t>
       </w:r>
     </w:p>
     <w:p>
@@ -37,31 +37,327 @@
         <w:pStyle w:val="Heading1"/>
       </w:pPr>
       <w:r>
-        <w:t>Controls</w:t>
+        <w:t>Process steps</w:t>
+      </w:r>
+    </w:p>
+    <w:tbl>
+      <w:tblPr>
+        <w:tblStyle w:val="LightGrid-Accent1"/>
+        <w:tblW w:type="auto" w:w="0"/>
+        <w:tblLook w:firstColumn="1" w:firstRow="1" w:lastColumn="0" w:lastRow="0" w:noHBand="0" w:noVBand="1" w:val="04A0"/>
+      </w:tblPr>
+      <w:tblGrid>
+        <w:gridCol w:w="2160"/>
+        <w:gridCol w:w="2160"/>
+        <w:gridCol w:w="2160"/>
+        <w:gridCol w:w="2160"/>
+      </w:tblGrid>
+      <w:tr>
+        <w:tc>
+          <w:tcPr>
+            <w:tcW w:type="dxa" w:w="2160"/>
+          </w:tcPr>
+          <w:p>
+            <w:r>
+              <w:t>Step</w:t>
+            </w:r>
+          </w:p>
+        </w:tc>
+        <w:tc>
+          <w:tcPr>
+            <w:tcW w:type="dxa" w:w="2160"/>
+          </w:tcPr>
+          <w:p>
+            <w:r>
+              <w:t>System</w:t>
+            </w:r>
+          </w:p>
+        </w:tc>
+        <w:tc>
+          <w:tcPr>
+            <w:tcW w:type="dxa" w:w="2160"/>
+          </w:tcPr>
+          <w:p>
+            <w:r>
+              <w:t>Control</w:t>
+            </w:r>
+          </w:p>
+        </w:tc>
+        <w:tc>
+          <w:tcPr>
+            <w:tcW w:type="dxa" w:w="2160"/>
+          </w:tcPr>
+          <w:p>
+            <w:r>
+              <w:t>SLA</w:t>
+            </w:r>
+          </w:p>
+        </w:tc>
+      </w:tr>
+      <w:tr>
+        <w:tc>
+          <w:tcPr>
+            <w:tcW w:type="dxa" w:w="2160"/>
+          </w:tcPr>
+          <w:p>
+            <w:r>
+              <w:t>AP proposal</w:t>
+            </w:r>
+          </w:p>
+        </w:tc>
+        <w:tc>
+          <w:tcPr>
+            <w:tcW w:type="dxa" w:w="2160"/>
+          </w:tcPr>
+          <w:p>
+            <w:r>
+              <w:t>SAP</w:t>
+            </w:r>
+          </w:p>
+        </w:tc>
+        <w:tc>
+          <w:tcPr>
+            <w:tcW w:type="dxa" w:w="2160"/>
+          </w:tcPr>
+          <w:p>
+            <w:r>
+              <w:t>3-way match</w:t>
+            </w:r>
+          </w:p>
+        </w:tc>
+        <w:tc>
+          <w:tcPr>
+            <w:tcW w:type="dxa" w:w="2160"/>
+          </w:tcPr>
+          <w:p>
+            <w:r>
+              <w:t>T+0</w:t>
+            </w:r>
+          </w:p>
+        </w:tc>
+      </w:tr>
+      <w:tr>
+        <w:tc>
+          <w:tcPr>
+            <w:tcW w:type="dxa" w:w="2160"/>
+          </w:tcPr>
+          <w:p>
+            <w:r>
+              <w:t>Enrichment/limits</w:t>
+            </w:r>
+          </w:p>
+        </w:tc>
+        <w:tc>
+          <w:tcPr>
+            <w:tcW w:type="dxa" w:w="2160"/>
+          </w:tcPr>
+          <w:p>
+            <w:r>
+              <w:t>Kyriba</w:t>
+            </w:r>
+          </w:p>
+        </w:tc>
+        <w:tc>
+          <w:tcPr>
+            <w:tcW w:type="dxa" w:w="2160"/>
+          </w:tcPr>
+          <w:p>
+            <w:r>
+              <w:t>limit check</w:t>
+            </w:r>
+          </w:p>
+        </w:tc>
+        <w:tc>
+          <w:tcPr>
+            <w:tcW w:type="dxa" w:w="2160"/>
+          </w:tcPr>
+          <w:p>
+            <w:r>
+              <w:t>&lt;5m</w:t>
+            </w:r>
+          </w:p>
+        </w:tc>
+      </w:tr>
+      <w:tr>
+        <w:tc>
+          <w:tcPr>
+            <w:tcW w:type="dxa" w:w="2160"/>
+          </w:tcPr>
+          <w:p>
+            <w:r>
+              <w:t>Dual authorization</w:t>
+            </w:r>
+          </w:p>
+        </w:tc>
+        <w:tc>
+          <w:tcPr>
+            <w:tcW w:type="dxa" w:w="2160"/>
+          </w:tcPr>
+          <w:p>
+            <w:r>
+              <w:t>Kyriba</w:t>
+            </w:r>
+          </w:p>
+        </w:tc>
+        <w:tc>
+          <w:tcPr>
+            <w:tcW w:type="dxa" w:w="2160"/>
+          </w:tcPr>
+          <w:p>
+            <w:r>
+              <w:t>SoD</w:t>
+            </w:r>
+          </w:p>
+        </w:tc>
+        <w:tc>
+          <w:tcPr>
+            <w:tcW w:type="dxa" w:w="2160"/>
+          </w:tcPr>
+          <w:p>
+            <w:r>
+              <w:t>same day</w:t>
+            </w:r>
+          </w:p>
+        </w:tc>
+      </w:tr>
+      <w:tr>
+        <w:tc>
+          <w:tcPr>
+            <w:tcW w:type="dxa" w:w="2160"/>
+          </w:tcPr>
+          <w:p>
+            <w:r>
+              <w:t>Sanctions screening</w:t>
+            </w:r>
+          </w:p>
+        </w:tc>
+        <w:tc>
+          <w:tcPr>
+            <w:tcW w:type="dxa" w:w="2160"/>
+          </w:tcPr>
+          <w:p>
+            <w:r>
+              <w:t>Kyriba/AML</w:t>
+            </w:r>
+          </w:p>
+        </w:tc>
+        <w:tc>
+          <w:tcPr>
+            <w:tcW w:type="dxa" w:w="2160"/>
+          </w:tcPr>
+          <w:p>
+            <w:r>
+              <w:t>OFAC/EU</w:t>
+            </w:r>
+          </w:p>
+        </w:tc>
+        <w:tc>
+          <w:tcPr>
+            <w:tcW w:type="dxa" w:w="2160"/>
+          </w:tcPr>
+          <w:p>
+            <w:r>
+              <w:t>real-time</w:t>
+            </w:r>
+          </w:p>
+        </w:tc>
+      </w:tr>
+      <w:tr>
+        <w:tc>
+          <w:tcPr>
+            <w:tcW w:type="dxa" w:w="2160"/>
+          </w:tcPr>
+          <w:p>
+            <w:r>
+              <w:t>Transmit pain.001</w:t>
+            </w:r>
+          </w:p>
+        </w:tc>
+        <w:tc>
+          <w:tcPr>
+            <w:tcW w:type="dxa" w:w="2160"/>
+          </w:tcPr>
+          <w:p>
+            <w:r>
+              <w:t>Kyriba→Bank</w:t>
+            </w:r>
+          </w:p>
+        </w:tc>
+        <w:tc>
+          <w:tcPr>
+            <w:tcW w:type="dxa" w:w="2160"/>
+          </w:tcPr>
+          <w:p>
+            <w:r>
+              <w:t>format validation</w:t>
+            </w:r>
+          </w:p>
+        </w:tc>
+        <w:tc>
+          <w:tcPr>
+            <w:tcW w:type="dxa" w:w="2160"/>
+          </w:tcPr>
+          <w:p>
+            <w:r>
+              <w:t>intraday</w:t>
+            </w:r>
+          </w:p>
+        </w:tc>
+      </w:tr>
+      <w:tr>
+        <w:tc>
+          <w:tcPr>
+            <w:tcW w:type="dxa" w:w="2160"/>
+          </w:tcPr>
+          <w:p>
+            <w:r>
+              <w:t>Recon camt.053</w:t>
+            </w:r>
+          </w:p>
+        </w:tc>
+        <w:tc>
+          <w:tcPr>
+            <w:tcW w:type="dxa" w:w="2160"/>
+          </w:tcPr>
+          <w:p>
+            <w:r>
+              <w:t>Bank→Kyriba→SAP</w:t>
+            </w:r>
+          </w:p>
+        </w:tc>
+        <w:tc>
+          <w:tcPr>
+            <w:tcW w:type="dxa" w:w="2160"/>
+          </w:tcPr>
+          <w:p>
+            <w:r>
+              <w:t>auto-match</w:t>
+            </w:r>
+          </w:p>
+        </w:tc>
+        <w:tc>
+          <w:tcPr>
+            <w:tcW w:type="dxa" w:w="2160"/>
+          </w:tcPr>
+          <w:p>
+            <w:r>
+              <w:t>T+1</w:t>
+            </w:r>
+          </w:p>
+        </w:tc>
+      </w:tr>
+    </w:tbl>
+    <w:p>
+      <w:pPr>
+        <w:pStyle w:val="Heading1"/>
+      </w:pPr>
+      <w:r>
+        <w:t>Volumetrics &amp; insight</w:t>
       </w:r>
     </w:p>
     <w:p>
-      <w:pPr>
-        <w:pStyle w:val="ListBullet"/>
-      </w:pPr>
       <w:r>
-        <w:t>Dual authorization on payments</w:t>
-      </w:r>
-    </w:p>
-    <w:p>
-      <w:pPr>
-        <w:pStyle w:val="ListBullet"/>
-      </w:pPr>
-      <w:r>
-        <w:t>Sanctions screening</w:t>
-      </w:r>
-    </w:p>
-    <w:p>
-      <w:pPr>
-        <w:pStyle w:val="ListBullet"/>
-      </w:pPr>
-      <w:r>
-        <w:t>Payment limits by entity</w:t>
+        <w:t>~412k payments/year across 10 banks; 6.8% exception rate (target &lt;3%). Primary exception drivers: beneficiary bank detail mismatches and missing remittance refs — addressed by vendor master cleanup and payment anomaly detection (see AI use cases).</w:t>
       </w:r>
     </w:p>
     <w:sectPr>
